--- a/deliveries/2026-09-02_to_05/AutoBridge_Unified_2026-09-02_to_05/daily/2026-09-02/word/GUIDE_20260902_05_EV_Charging_Standard_Compatibility.docx
+++ b/deliveries/2026-09-02_to_05/AutoBridge_Unified_2026-09-02_to_05/daily/2026-09-02/word/GUIDE_20260902_05_EV_Charging_Standard_Compatibility.docx
@@ -827,6 +827,14 @@
         <w:pStyle w:val="ListBullet"/>
       </w:pPr>
       <w:r>
+        <w:t>SOURCE_FILE_PAGE: not applicable — no candidate media file identified (no licence to assert)</w:t>
+      </w:r>
+    </w:p>
+    <w:p>
+      <w:pPr>
+        <w:pStyle w:val="ListBullet"/>
+      </w:pPr>
+      <w:r>
         <w:t>RIGHTS_HOLDER: unconfirmed</w:t>
       </w:r>
     </w:p>
@@ -843,7 +851,7 @@
         <w:pStyle w:val="ListBullet"/>
       </w:pPr>
       <w:r>
-        <w:t>CHECKED_DATE: 2026-09-05</w:t>
+        <w:t>CHECKED_DATE: 2026-09-06</w:t>
       </w:r>
     </w:p>
     <w:p>
@@ -859,7 +867,23 @@
         <w:pStyle w:val="ListBullet"/>
       </w:pPr>
       <w:r>
+        <w:t>IMAGE_SCOPE_NOTE: match the exact model family/topic only; must not imply a specific trim/model-year, real VIN, in-person inspection or actual transaction</w:t>
+      </w:r>
+    </w:p>
+    <w:p>
+      <w:pPr>
+        <w:pStyle w:val="ListBullet"/>
+      </w:pPr>
+      <w:r>
         <w:t>IMAGE_RIGHTS_STATUS: FAIL (no licensed asset captured; a placeholder or “retain old image” note is not accepted)</w:t>
+      </w:r>
+    </w:p>
+    <w:p>
+      <w:pPr>
+        <w:pStyle w:val="ListBullet"/>
+      </w:pPr>
+      <w:r>
+        <w:t>BLOCK_REASON: No reusable image could be secured: Wikimedia Commons/Flickr are unreachable from the research environment, stock libraries require authenticated API/licence access, and an OEM webpage image is NOT a commercial reuse grant; no AutoBridge-owned photo exists. Kept FAIL rather than asserted.</w:t>
       </w:r>
     </w:p>
     <w:p>

--- a/deliveries/2026-09-02_to_05/AutoBridge_Unified_2026-09-02_to_05/daily/2026-09-02/word/GUIDE_20260902_05_EV_Charging_Standard_Compatibility.docx
+++ b/deliveries/2026-09-02_to_05/AutoBridge_Unified_2026-09-02_to_05/daily/2026-09-02/word/GUIDE_20260902_05_EV_Charging_Standard_Compatibility.docx
@@ -216,7 +216,7 @@
           </w:tcPr>
           <w:p>
             <w:r>
-              <w:t>Primary deployment</w:t>
+              <w:t>Primary use</w:t>
             </w:r>
           </w:p>
         </w:tc>
@@ -1298,7 +1298,7 @@
           </w:tcPr>
           <w:p>
             <w:r>
-              <w:t>CHAdeMO/CCS regional deployment, certification differences</w:t>
+              <w:t>CHAdeMO/CCS regional rollout, certification differences</w:t>
             </w:r>
           </w:p>
         </w:tc>
@@ -1646,7 +1646,7 @@
         <w:t>Reference market</w:t>
       </w:r>
       <w:r>
-        <w:t>: Global (China export side; EU/JP/NA deployment)</w:t>
+        <w:t>: Global (China export side; EU/JP/NA rollout)</w:t>
       </w:r>
     </w:p>
     <w:p>
